--- a/docx/行政法规/国务院关于修改和废止部分行政法规的决定_20260808_0bf45d4df087423dbd2489391422664e.docx
+++ b/docx/行政法规/国务院关于修改和废止部分行政法规的决定_20260808_0bf45d4df087423dbd2489391422664e.docx
@@ -1,6 +1,6 @@
 
 <file path=word/document.xml><?xml version="1.0" encoding="utf-8"?>
-<w:document xmlns:wpc="http://schemas.microsoft.com/office/word/2010/wordprocessingCanvas" xmlns:mc="http://schemas.openxmlformats.org/markup-compatibility/2006" xmlns:o="urn:schemas-microsoft-com:office:office" xmlns:r="http://schemas.openxmlformats.org/officeDocument/2006/relationships" xmlns:m="http://schemas.openxmlformats.org/officeDocument/2006/math" xmlns:v="urn:schemas-microsoft-com:vml" xmlns:wp14="http://schemas.microsoft.com/office/word/2010/wordprocessingDrawing" xmlns:wp="http://schemas.openxmlformats.org/drawingml/2006/wordprocessingDrawing" xmlns:w="http://schemas.openxmlformats.org/wordprocessingml/2006/main" xmlns:w14="http://schemas.microsoft.com/office/word/2010/wordml" xmlns:w10="urn:schemas-microsoft-com:office:word" xmlns:w15="http://schemas.microsoft.com/office/word/2012/wordml" xmlns:wpg="http://schemas.microsoft.com/office/word/2010/wordprocessingGroup" xmlns:wpi="http://schemas.microsoft.com/office/word/2010/wordprocessingInk" xmlns:wne="http://schemas.microsoft.com/office/word/2006/wordml" xmlns:wps="http://schemas.microsoft.com/office/word/2010/wordprocessingShape" xmlns:wpsCustomData="http://www.wps.cn/officeDocument/2013/wpsCustomData" mc:Ignorable="w14 w15 wp14">
+<w:document xmlns:wpc="http://schemas.microsoft.com/office/word/2010/wordprocessingCanvas" xmlns:cx="http://schemas.microsoft.com/office/drawing/2014/chartex" xmlns:cx1="http://schemas.microsoft.com/office/drawing/2015/9/8/chartex" xmlns:cx2="http://schemas.microsoft.com/office/drawing/2015/10/21/chartex" xmlns:cx3="http://schemas.microsoft.com/office/drawing/2016/5/9/chartex" xmlns:cx4="http://schemas.microsoft.com/office/drawing/2016/5/10/chartex" xmlns:cx5="http://schemas.microsoft.com/office/drawing/2016/5/11/chartex" xmlns:cx6="http://schemas.microsoft.com/office/drawing/2016/5/12/chartex" xmlns:cx7="http://schemas.microsoft.com/office/drawing/2016/5/13/chartex" xmlns:cx8="http://schemas.microsoft.com/office/drawing/2016/5/14/chartex" xmlns:mc="http://schemas.openxmlformats.org/markup-compatibility/2006" xmlns:o="urn:schemas-microsoft-com:office:office" xmlns:r="http://schemas.openxmlformats.org/officeDocument/2006/relationships" xmlns:m="http://schemas.openxmlformats.org/officeDocument/2006/math" xmlns:v="urn:schemas-microsoft-com:vml" xmlns:wp14="http://schemas.microsoft.com/office/word/2010/wordprocessingDrawing" xmlns:wp="http://schemas.openxmlformats.org/drawingml/2006/wordprocessingDrawing" xmlns:w="http://schemas.openxmlformats.org/wordprocessingml/2006/main" xmlns:w14="http://schemas.microsoft.com/office/word/2010/wordml" xmlns:w10="urn:schemas-microsoft-com:office:word" xmlns:w15="http://schemas.microsoft.com/office/word/2012/wordml" xmlns:wpg="http://schemas.microsoft.com/office/word/2010/wordprocessingGroup" xmlns:wpi="http://schemas.microsoft.com/office/word/2010/wordprocessingInk" xmlns:wne="http://schemas.microsoft.com/office/word/2006/wordml" xmlns:wps="http://schemas.microsoft.com/office/word/2010/wordprocessingShape" xmlns:wpsCustomData="http://www.wps.cn/officeDocument/2013/wpsCustomData" mc:Ignorable="w14 w15 wp14">
   <w:body>
     <w:p>
       <w:pPr>
@@ -68,15 +68,6 @@
     </w:p>
     <w:p>
       <w:pPr>
-        <w:rPr>
-          <w:rFonts w:ascii="Times New Roman" w:hAnsi="Times New Roman" w:eastAsia="仿宋" w:cs="仿宋"/>
-          <w:sz w:val="32"/>
-          <w:szCs w:val="32"/>
-        </w:rPr>
-      </w:pPr>
-    </w:p>
-    <w:p>
-      <w:pPr>
         <w:ind w:firstLine="632" w:firstLineChars="200"/>
         <w:rPr>
           <w:rFonts w:hint="eastAsia" w:ascii="Times New Roman" w:hAnsi="Times New Roman" w:cs="仿宋_GB2312"/>
@@ -436,34 +427,7 @@
         <w:adjustRightInd/>
         <w:snapToGrid/>
         <w:spacing w:line="567" w:lineRule="exact"/>
-        <w:jc w:val="center"/>
-        <w:textAlignment w:val="auto"/>
-        <w:rPr>
-          <w:rFonts w:hint="eastAsia" w:ascii="仿宋" w:hAnsi="仿宋" w:eastAsia="仿宋" w:cs="仿宋"/>
-          <w:color w:val="333333"/>
-          <w:sz w:val="32"/>
-          <w:szCs w:val="32"/>
-          <w:shd w:val="clear" w:color="auto" w:fill="FFFFFF"/>
-        </w:rPr>
-      </w:pPr>
-    </w:p>
-    <w:p>
-      <w:pPr>
-        <w:keepNext w:val="0"/>
-        <w:keepLines w:val="0"/>
-        <w:pageBreakBefore w:val="0"/>
-        <w:widowControl/>
-        <w:kinsoku/>
-        <w:wordWrap/>
-        <w:overflowPunct/>
-        <w:topLinePunct w:val="0"/>
-        <w:autoSpaceDE/>
-        <w:autoSpaceDN/>
-        <w:bidi w:val="0"/>
-        <w:adjustRightInd/>
-        <w:snapToGrid/>
-        <w:spacing w:line="567" w:lineRule="exact"/>
-        <w:jc w:val="center"/>
+        <w:jc w:val="both"/>
         <w:textAlignment w:val="auto"/>
         <w:rPr>
           <w:rFonts w:hint="eastAsia" w:ascii="仿宋" w:hAnsi="仿宋" w:eastAsia="仿宋" w:cs="仿宋"/>
@@ -1755,7 +1719,7 @@
         <w:adjustRightInd/>
         <w:snapToGrid/>
         <w:spacing w:line="567" w:lineRule="exact"/>
-        <w:jc w:val="center"/>
+        <w:jc w:val="both"/>
         <w:textAlignment w:val="auto"/>
         <w:rPr>
           <w:rFonts w:hint="eastAsia" w:ascii="仿宋" w:hAnsi="仿宋" w:eastAsia="仿宋" w:cs="仿宋"/>
@@ -1767,33 +1731,6 @@
       </w:pPr>
       <w:bookmarkStart w:id="0" w:name="_GoBack"/>
       <w:bookmarkEnd w:id="0"/>
-    </w:p>
-    <w:p>
-      <w:pPr>
-        <w:keepNext w:val="0"/>
-        <w:keepLines w:val="0"/>
-        <w:pageBreakBefore w:val="0"/>
-        <w:widowControl/>
-        <w:kinsoku/>
-        <w:wordWrap/>
-        <w:overflowPunct/>
-        <w:topLinePunct w:val="0"/>
-        <w:autoSpaceDE/>
-        <w:autoSpaceDN/>
-        <w:bidi w:val="0"/>
-        <w:adjustRightInd/>
-        <w:snapToGrid/>
-        <w:spacing w:line="567" w:lineRule="exact"/>
-        <w:jc w:val="center"/>
-        <w:textAlignment w:val="auto"/>
-        <w:rPr>
-          <w:rFonts w:hint="eastAsia" w:ascii="仿宋" w:hAnsi="仿宋" w:eastAsia="仿宋" w:cs="仿宋"/>
-          <w:color w:val="333333"/>
-          <w:sz w:val="32"/>
-          <w:szCs w:val="32"/>
-          <w:shd w:val="clear" w:color="auto" w:fill="FFFFFF"/>
-        </w:rPr>
-      </w:pPr>
     </w:p>
     <w:p>
       <w:pPr>
